--- a/docs/设计说明文档.docx
+++ b/docs/设计说明文档.docx
@@ -59,7 +59,7 @@
                 <w:sz w:val="18"/>
                 <w:szCs w:val="18"/>
               </w:rPr>
-              <w:t xml:space="preserve">Y  I  N  G  Z  A  O</w:t>
+              <w:t xml:space="preserve">D A M U Z U O</w:t>
             </w:r>
           </w:p>
           <w:p>
@@ -76,7 +76,7 @@
                 <w:sz w:val="80"/>
                 <w:szCs w:val="80"/>
               </w:rPr>
-              <w:t xml:space="preserve">《营造》数字营造系统</w:t>
+              <w:t xml:space="preserve">《大木作》数字营造系统</w:t>
             </w:r>
           </w:p>
           <w:p>
@@ -111,7 +111,7 @@
                 <w:sz w:val="36"/>
                 <w:szCs w:val="36"/>
               </w:rPr>
-              <w:t xml:space="preserve">参赛赛道：AIGC 类数字创意作品创作（专项赛道）</w:t>
+              <w:t xml:space="preserve">参赛赛道：民族文化，创新表达</w:t>
             </w:r>
           </w:p>
           <w:p>
@@ -141,7 +141,7 @@
                 <w:sz w:val="36"/>
                 <w:szCs w:val="36"/>
               </w:rPr>
-              <w:t xml:space="preserve">参赛团队：【团队名称】</w:t>
+              <w:t xml:space="preserve">参赛团队：《大木作》团队</w:t>
             </w:r>
           </w:p>
           <w:p>
@@ -156,7 +156,7 @@
                 <w:sz w:val="36"/>
                 <w:szCs w:val="36"/>
               </w:rPr>
-              <w:t xml:space="preserve">指导教师：【指导教师姓名】</w:t>
+              <w:t xml:space="preserve">指导教师：段欣妤、陈超</w:t>
             </w:r>
           </w:p>
           <w:p>
@@ -171,7 +171,22 @@
                 <w:sz w:val="36"/>
                 <w:szCs w:val="36"/>
               </w:rPr>
-              <w:t xml:space="preserve">完成日期：2026 年 9 月</w:t>
+              <w:t xml:space="preserve">学校：南昌航空大学科技学院</w:t>
+            </w:r>
+          </w:p>
+          <w:p>
+            <w:pPr>
+              <w:spacing w:after="100" w:line="414" w:lineRule="atLeast"/>
+              <w:jc w:val="center"/>
+            </w:pPr>
+            <w:r>
+              <w:rPr>
+                <w:rFonts w:ascii="Arial" w:eastAsia="Microsoft YaHei"/>
+                <w:color w:val="90989F"/>
+                <w:sz w:val="36"/>
+                <w:szCs w:val="36"/>
+              </w:rPr>
+              <w:t xml:space="preserve">完成日期：2026 年 10 月</w:t>
             </w:r>
           </w:p>
           <w:p>
@@ -239,7 +254,7 @@
           <w:sz w:val="24"/>
           <w:szCs w:val="24"/>
         </w:rPr>
-        <w:t xml:space="preserve">《营造》是一款以宋《营造法式》为蓝本的斗栱榫卯数字营造系统。作品将材分制模数体系转化为参数化生成算法，构建了营造学堂、拼装挑战、参数工坊、榫卯谱、斗栱抗震与营造之旅六大展区，覆盖「认——拼——改——造」的完整体验闭环。技术上，作品基于 Vue 3 与 Three.js 实现，构件几何全部由截面轮廓拉伸生成，铺作装配遵循原文铺作次序，木纹、瓦垄与音效均程序化合成，零外部素材；抗震演示采用自研单自由度结构响应模型，实测斗栱连接下屋面位移衰减至地面的 0.33 倍。作品全程由 AI 深度参与创作，过程留痕完备，符合 AIGC 专项赛道评审要求。</w:t>
+        <w:t xml:space="preserve">《大木作》是一款以宋《营造法式》为蓝本的斗栱榫卯数字营造系统。作品将材分制模数体系转化为参数化生成算法，构建了营造学堂、拼装挑战、参数工坊、榫卯谱、斗栱抗震与营造之旅六大展区，覆盖「认——拼——改——造」的完整体验闭环。技术上，作品基于 Vue 3 与 Three.js 实现，构件几何全部由截面轮廓拉伸生成，铺作装配遵循原文铺作次序，木纹、瓦垄与音效均程序化合成，零外部素材；抗震演示采用自研单自由度结构响应模型，实测斗栱连接下屋面位移衰减至地面的 0.33 倍。作品在开发中借助 AI 工具提升工程与检索效率，全部创作过程留痕完备。</w:t>
       </w:r>
     </w:p>
     <w:p>
@@ -357,7 +372,7 @@
               <w:fldChar w:fldCharType="separate"/>
             </w:r>
             <w:r>
-              <w:t>2</w:t>
+              <w:t>1</w:t>
             </w:r>
             <w:r>
               <w:fldChar w:fldCharType="end"/>
@@ -393,7 +408,7 @@
               <w:fldChar w:fldCharType="separate"/>
             </w:r>
             <w:r>
-              <w:t>2</w:t>
+              <w:t>1</w:t>
             </w:r>
             <w:r>
               <w:fldChar w:fldCharType="end"/>
@@ -414,7 +429,7 @@
               <w:rPr>
                 <w:rStyle w:val="Hyperlink"/>
               </w:rPr>
-              <w:t>1.3 赛道适配</w:t>
+              <w:t>1.3 方向适配</w:t>
             </w:r>
             <w:r>
               <w:tab/>
@@ -429,7 +444,7 @@
               <w:fldChar w:fldCharType="separate"/>
             </w:r>
             <w:r>
-              <w:t>2</w:t>
+              <w:t>1</w:t>
             </w:r>
             <w:r>
               <w:fldChar w:fldCharType="end"/>
@@ -500,7 +515,7 @@
               <w:fldChar w:fldCharType="separate"/>
             </w:r>
             <w:r>
-              <w:t>3</w:t>
+              <w:t>2</w:t>
             </w:r>
             <w:r>
               <w:fldChar w:fldCharType="end"/>
@@ -536,7 +551,7 @@
               <w:fldChar w:fldCharType="separate"/>
             </w:r>
             <w:r>
-              <w:t>3</w:t>
+              <w:t>2</w:t>
             </w:r>
             <w:r>
               <w:fldChar w:fldCharType="end"/>
@@ -608,7 +623,7 @@
               <w:fldChar w:fldCharType="separate"/>
             </w:r>
             <w:r>
-              <w:t>4</w:t>
+              <w:t>3</w:t>
             </w:r>
             <w:r>
               <w:fldChar w:fldCharType="end"/>
@@ -930,7 +945,7 @@
               <w:fldChar w:fldCharType="separate"/>
             </w:r>
             <w:r>
-              <w:t>7</w:t>
+              <w:t>8</w:t>
             </w:r>
             <w:r>
               <w:fldChar w:fldCharType="end"/>
@@ -1038,7 +1053,7 @@
               <w:fldChar w:fldCharType="separate"/>
             </w:r>
             <w:r>
-              <w:t>8</w:t>
+              <w:t>9</w:t>
             </w:r>
             <w:r>
               <w:fldChar w:fldCharType="end"/>
@@ -1058,7 +1073,7 @@
               <w:rPr>
                 <w:rStyle w:val="Hyperlink"/>
               </w:rPr>
-              <w:t>五、AIGC 参与说明</w:t>
+              <w:t>五、创作方法与工具说明</w:t>
             </w:r>
             <w:r>
               <w:tab/>
@@ -1094,7 +1109,7 @@
               <w:rPr>
                 <w:rStyle w:val="Hyperlink"/>
               </w:rPr>
-              <w:t>5.1 人机分工</w:t>
+              <w:t>5.1 团队分工与工具参与</w:t>
             </w:r>
             <w:r>
               <w:tab/>
@@ -1130,7 +1145,7 @@
               <w:rPr>
                 <w:rStyle w:val="Hyperlink"/>
               </w:rPr>
-              <w:t>5.2 AI 使用的边界</w:t>
+              <w:t>5.2 工具使用的边界</w:t>
             </w:r>
             <w:r>
               <w:tab/>
@@ -1180,7 +1195,7 @@
               <w:fldChar w:fldCharType="separate"/>
             </w:r>
             <w:r>
-              <w:t>9</w:t>
+              <w:t>10</w:t>
             </w:r>
             <w:r>
               <w:fldChar w:fldCharType="end"/>
@@ -1215,7 +1230,7 @@
               <w:fldChar w:fldCharType="separate"/>
             </w:r>
             <w:r>
-              <w:t>9</w:t>
+              <w:t>10</w:t>
             </w:r>
             <w:r>
               <w:fldChar w:fldCharType="end"/>
@@ -1231,22 +1246,6 @@
     </w:sdt>
     <w:p>
       <w:pPr>
-        <w:spacing w:before="200"/>
-      </w:pPr>
-      <w:r>
-        <w:rPr>
-          <w:rFonts w:eastAsia="SimSun"/>
-          <w:i/>
-          <w:iCs/>
-          <w:color w:val="888888"/>
-          <w:sz w:val="18"/>
-          <w:szCs w:val="18"/>
-        </w:rPr>
-        <w:t xml:space="preserve">注：本目录由域代码生成。如编辑文档后页码变动，请在目录上右键选择「更新域」以刷新页码。</w:t>
-      </w:r>
-    </w:p>
-    <w:p>
-      <w:pPr>
         <w:sectPr>
           <w:footerReference w:type="default" r:id="rId7"/>
           <w:type w:val="nextPage"/>
@@ -1324,7 +1323,7 @@
           <w:sz w:val="24"/>
           <w:szCs w:val="24"/>
         </w:rPr>
-        <w:t xml:space="preserve">《营造》的立意，是把这套体系从「看」变成「做」：将《营造法式》的形制规则转化为可交互的数字生成算法，让用户亲手拆解一朵斗栱、按宋人的工序把它拼回去、改一个参数看整朵铺作重构，最终在虚拟营造之旅中见证一座庑殿大殿拔地而起。我们相信，对非物质文化遗产最好的保护不是封存，而是让每一个人都能亲手参与。</w:t>
+        <w:t xml:space="preserve">《大木作》的立意，是把这套体系从「看」变成「做」：将《营造法式》的形制规则转化为可交互的数字生成算法，让用户亲手拆解一朵斗栱、按宋人的工序把它拼回去、改一个参数看整朵铺作重构，最终在虚拟营造之旅中见证一座庑殿大殿拔地而起。我们相信，对非物质文化遗产最好的保护不是封存，而是让每一个人都能亲手参与。</w:t>
       </w:r>
     </w:p>
     <w:p>
@@ -1377,7 +1376,7 @@
           <w:sz w:val="28"/>
           <w:szCs w:val="28"/>
         </w:rPr>
-        <w:t xml:space="preserve">1.3 赛道适配</w:t>
+        <w:t xml:space="preserve">1.3 方向适配</w:t>
       </w:r>
       <w:bookmarkEnd w:id="100003"/>
     </w:p>
@@ -1394,7 +1393,7 @@
           <w:sz w:val="24"/>
           <w:szCs w:val="24"/>
         </w:rPr>
-        <w:t xml:space="preserve">本作品报名 AIGC 类数字创意作品创作专项赛道。作品从形制考据、参数化生成算法到全部程序化资产（木纹、瓦垄、音效）均由 AI 深度参与完成，人机分工与创作过程全程留痕（见第五章），符合该赛道「清晰展示 AI 工具与技术使用过程」「说明 AI 参与创作比例」的评审要求。</w:t>
+        <w:t xml:space="preserve">本作品以「民族文化，创新表达」为创作方向：核心价值在于对《营造法式》形制体系的考据复原与数字化转译——材分制、铺作次序、昂制形制均对照卷四、卷五原文逐条核验，界面中每个数字均可溯源至文献卷次；全部构件几何由算法实时生成，木纹、瓦垄与音效均程序化合成，零外部素材。团队负责选题立意、典籍考据、形制审校与最终把关；AI 工具用于提升代码工程、文献检索与文档整理效率，参与范围与过程全程留痕（见第五章）。</w:t>
       </w:r>
     </w:p>
     <w:p>
@@ -1944,7 +1943,7 @@
           <w:sz w:val="24"/>
           <w:szCs w:val="24"/>
         </w:rPr>
-        <w:t xml:space="preserve">斗栱在古建筑中不仅是装饰，更是关键的抗震耗能节点。抗震展区将这一原理变为可操作的物理演示：一座置于振动台上的柱架模型，用户调节地震振幅与频率，并切换「斗栱连接 / 刚性连接」两种屋面连接方式。程序内置单自由度结构响应模型逐帧积分：斗栱连接下屋面位移衰减至地面的三分之一，刚性连接则放大至 1.3 倍——示波器双轨迹实时记录两条位移曲线，减震率大字读数一目了然。</w:t>
+        <w:t xml:space="preserve">斗栱在古建筑中不仅是装饰，更是关键的抗震耗能节点。抗震展区将这一原理变为可操作的物理演示：一座置于振动台上的柱架模型，用户调节地震振幅与频率，并切换「斗栱连接 / 刚性连接」两种屋面连接方式。程序内置单自由度结构响应模型逐帧积分：斗栱连接下屋面位移衰减至地面的三分之一，刚性连接则放大至 1.31 倍——示波器双轨迹实时记录两条位移曲线，减震率大字读数一目了然。</w:t>
       </w:r>
     </w:p>
     <w:p>
@@ -5239,7 +5238,7 @@
           <w:sz w:val="32"/>
           <w:szCs w:val="32"/>
         </w:rPr>
-        <w:t xml:space="preserve">五、AIGC 参与说明</w:t>
+        <w:t xml:space="preserve">五、创作方法与工具说明</w:t>
       </w:r>
       <w:bookmarkEnd w:id="100021"/>
     </w:p>
@@ -5258,7 +5257,7 @@
           <w:sz w:val="28"/>
           <w:szCs w:val="28"/>
         </w:rPr>
-        <w:t xml:space="preserve">5.1 人机分工</w:t>
+        <w:t xml:space="preserve">5.1 团队分工与工具参与</w:t>
       </w:r>
       <w:bookmarkEnd w:id="100022"/>
     </w:p>
@@ -5275,7 +5274,7 @@
           <w:sz w:val="24"/>
           <w:szCs w:val="24"/>
         </w:rPr>
-        <w:t xml:space="preserve">本作品为 AI 深度参与的创作实践。人类创作者负责选题立意、赛道决策、形制审校、团队事务与最终把关；AI 负责代码实现、参数化算法构建、文档起草与测试验证。全部创作过程（技术决策、考据来源、版本演进、问题修复）以《AIGC 创作过程记录》文档全程留痕，作为本赛道「AI 参与过程说明」的支撑材料。</w:t>
+        <w:t xml:space="preserve">本作品由团队完成主要创作工作：选题立意、典籍考据、形制判定、价值取舍、最终把关与现场答辩均由团队成员负责。在此过程中，团队借助 AI 工具提升工程与检索效率——代码实现、参数化算法构建、文献检索、文档起草与测试验证等环节有 AI 参与，由团队逐项复核确认。全部创作过程（技术决策、考据来源、版本演进、问题修复）以《AI协作过程记录》文档全程留痕，如实记录工具参与范围，可供评审调阅。</w:t>
       </w:r>
     </w:p>
     <w:p>
@@ -5293,7 +5292,7 @@
           <w:sz w:val="28"/>
           <w:szCs w:val="28"/>
         </w:rPr>
-        <w:t xml:space="preserve">5.2 AI 使用的边界</w:t>
+        <w:t xml:space="preserve">5.2 工具使用的边界</w:t>
       </w:r>
       <w:bookmarkEnd w:id="100023"/>
     </w:p>
@@ -5310,7 +5309,7 @@
           <w:sz w:val="24"/>
           <w:szCs w:val="24"/>
         </w:rPr>
-        <w:t xml:space="preserve">形制数据由 AI 检索《营造法式》原文（中国哲学书电子化计划、钦定四库全书本）并核验，界面中每个数字均标注卷次出处，由人类创作者复核；物理演示参数为教学示意并在界面明示；作品不生成任何虚构的历史数据。我们相信，AI 与人的协作本身就是作品立意「古人的参数化智慧遇见今天的参数化工具」的最好注脚。</w:t>
+        <w:t xml:space="preserve">形制数据检索《营造法式》原文（中国哲学书电子化计划、钦定四库全书本）并逐条核验，界面中每个数字均标注卷次出处，由团队复核确认；物理演示参数为教学示意并在界面明示；作品不生成任何虚构的历史数据。我们相信，传统的模数智慧与当代数字工具的相遇，正是作品立意「古人的参数化智慧遇见今天的参数化工具」的最好注脚。</w:t>
       </w:r>
     </w:p>
     <w:p>
@@ -5345,7 +5344,7 @@
           <w:sz w:val="24"/>
           <w:szCs w:val="24"/>
         </w:rPr>
-        <w:t xml:space="preserve">《营造》尝试回应三个现实问题：其一，非遗技艺的传承断层——通过游戏化拼装降低认知门槛，让年轻一代「愿意碰」；其二，古建科普的抽象困境——抗震演示把结构原理变为可操作的直观体验；其三，文化自信的表达——作品证明传统形制体系本身即是一套精密的参数化设计系统，可与当代数字技术直接对话。作品为纯 Web 实现，扫码即玩，适合在博物馆、校园与文化活动中部署传播。</w:t>
+        <w:t xml:space="preserve">《大木作》尝试回应三个现实问题：其一，非遗技艺的传承断层——通过游戏化拼装降低认知门槛，让年轻一代「愿意碰」；其二，古建科普的抽象困境——抗震演示把结构原理变为可操作的直观体验；其三，文化自信的表达——作品证明传统形制体系本身即是一套精密的参数化设计系统，可与当代数字技术直接对话。作品为纯 Web 实现，扫码即玩，适合在博物馆、校园与文化活动中部署传播。</w:t>
       </w:r>
     </w:p>
     <w:p>
@@ -5380,7 +5379,7 @@
           <w:sz w:val="24"/>
           <w:szCs w:val="24"/>
         </w:rPr>
-        <w:t xml:space="preserve">李诫在《营造法式》序中写道：「以材为祖，材有八等。」八百年前的匠人用一套模数体系编织起整座殿宇；今天的我们用同样的思想驱动算法，让每一朵斗栱在屏幕上重新生长。《营造》的旅程没有终点——未来我们将继续扩充昂制铺作、转角铺作与更多地域案例，让这座数字营造所，收藏得起中国木构的全部想象。</w:t>
+        <w:t xml:space="preserve">李诫在《营造法式》序中写道：「以材为祖，材有八等。」八百年前的匠人用一套模数体系编织起整座殿宇；今天的我们用同样的思想驱动算法，让每一朵斗栱在屏幕上重新生长。《大木作》的旅程没有终点——未来我们将继续扩充昂制铺作、转角铺作与更多地域案例，让这座数字营造馆，收藏得起中国木构的全部想象。</w:t>
       </w:r>
     </w:p>
     <w:sectPr>
@@ -5532,7 +5531,7 @@
         <w:sz w:val="16"/>
         <w:szCs w:val="16"/>
       </w:rPr>
-      <w:t xml:space="preserve">《营造》设计说明文档</w:t>
+      <w:t xml:space="preserve">《大木作》设计说明文档</w:t>
     </w:r>
   </w:p>
 </w:hdr>

--- a/docs/设计说明文档.docx
+++ b/docs/设计说明文档.docx
@@ -1943,7 +1943,7 @@
           <w:sz w:val="24"/>
           <w:szCs w:val="24"/>
         </w:rPr>
-        <w:t xml:space="preserve">斗栱在古建筑中不仅是装饰，更是关键的抗震耗能节点。抗震展区将这一原理变为可操作的物理演示：一座置于振动台上的柱架模型，用户调节地震振幅与频率，并切换「斗栱连接 / 刚性连接」两种屋面连接方式。程序内置单自由度结构响应模型逐帧积分：斗栱连接下屋面位移衰减至地面的三分之一，刚性连接则放大至 1.31 倍——示波器双轨迹实时记录两条位移曲线，减震率大字读数一目了然。</w:t>
+        <w:t xml:space="preserve">斗栱在古建筑中不仅是装饰，更是关键的抗震耗能节点。抗震展区将这一原理变为可操作的物理演示：一座置于振动台上的柱架模型，用户调节地震震级与频率，并切换「斗栱连接 / 刚性连接」两种屋面连接方式。程序内置单自由度结构响应模型逐帧积分：斗栱连接下屋面位移衰减至地面的三分之一，刚性连接则放大至 1.31 倍——示波器双轨迹实时记录两条位移曲线，减震率大字读数一目了然。</w:t>
       </w:r>
     </w:p>
     <w:p>
@@ -4107,7 +4107,7 @@
           <w:sz w:val="24"/>
           <w:szCs w:val="24"/>
         </w:rPr>
-        <w:t xml:space="preserve">抗震展区将铺作层简化为一个水平剪切层，屋面为单自由度质量块，其运动满足受迫振动方程：x″ = ωn²(xg − x) + 2ζωn(xg′ − x′)，其中 xg 为地面位移，ωn 为结构自振频率，ζ 为等效阻尼比。斗栱连接取低自振频率（0.7Hz）与高阻尼（0.35，模拟榫卯摩擦滑移耗能），刚性连接取高自振频率（4.0Hz）与低阻尼（0.05）。逐帧采用半隐式欧拉法积分。实测对比（振幅 16 分、频率 2Hz）：斗栱连接下屋面峰值位移衰减至地面的 0.33 倍，刚性连接则放大至 1.31 倍。该模型为教学示意，不替代真实结构分析。</w:t>
+        <w:t xml:space="preserve">抗震展区将铺作层简化为一个水平剪切层，屋面为单自由度质量块，其运动满足受迫振动方程：x″ = ωn²(xg − x) + 2ζωn(xg′ − x′)，其中 xg 为地面位移，ωn 为结构自振频率，ζ 为等效阻尼比。斗栱连接取低自振频率（0.7Hz）与高阻尼（0.35，模拟榫卯摩擦滑移耗能），刚性连接取高自振频率（4.0Hz）与低阻尼（0.05）。逐帧采用半隐式欧拉法积分。实测对比（震级 7 级、频率 2Hz）：斗栱连接下屋面峰值位移衰减至地面的 0.33 倍，刚性连接则放大至 1.31 倍。该模型为教学示意，不替代真实结构分析。</w:t>
       </w:r>
     </w:p>
     <w:p>
@@ -4124,7 +4124,7 @@
           <w:sz w:val="21"/>
           <w:szCs w:val="21"/>
         </w:rPr>
-        <w:t xml:space="preserve">表 3  抗震演示实测数据（振幅 16 分、频率 2Hz、采样 5 秒）</w:t>
+        <w:t xml:space="preserve">表 3  抗震演示实测数据（震级 7 级、频率 2Hz、采样 5 秒）</w:t>
       </w:r>
     </w:p>
     <w:tbl>
@@ -4313,7 +4313,7 @@
                 <w:sz w:val="21"/>
                 <w:szCs w:val="21"/>
               </w:rPr>
-              <w:t xml:space="preserve">15.1</w:t>
+              <w:t xml:space="preserve">14.5</w:t>
             </w:r>
           </w:p>
         </w:tc>
@@ -4338,7 +4338,7 @@
                 <w:sz w:val="21"/>
                 <w:szCs w:val="21"/>
               </w:rPr>
-              <w:t xml:space="preserve">5.0</w:t>
+              <w:t xml:space="preserve">4.8</w:t>
             </w:r>
           </w:p>
         </w:tc>
@@ -4418,7 +4418,7 @@
                 <w:sz w:val="21"/>
                 <w:szCs w:val="21"/>
               </w:rPr>
-              <w:t xml:space="preserve">15.1</w:t>
+              <w:t xml:space="preserve">14.5</w:t>
             </w:r>
           </w:p>
         </w:tc>
@@ -4443,7 +4443,7 @@
                 <w:sz w:val="21"/>
                 <w:szCs w:val="21"/>
               </w:rPr>
-              <w:t xml:space="preserve">19.8</w:t>
+              <w:t xml:space="preserve">19.0</w:t>
             </w:r>
           </w:p>
         </w:tc>

--- a/docs/设计说明文档.docx
+++ b/docs/设计说明文档.docx
@@ -254,7 +254,7 @@
           <w:sz w:val="24"/>
           <w:szCs w:val="24"/>
         </w:rPr>
-        <w:t xml:space="preserve">《大木作》是一款以宋《营造法式》为蓝本的斗栱榫卯数字营造系统。作品将材分制模数体系转化为参数化生成算法，构建了营造学堂、拼装挑战、参数工坊、榫卯谱、斗栱抗震与营造之旅六大展区，覆盖「认——拼——改——造」的完整体验闭环。技术上，作品基于 Vue 3 与 Three.js 实现，构件几何全部由截面轮廓拉伸生成，铺作装配遵循原文铺作次序，木纹、瓦垄与音效均程序化合成，零外部素材；抗震演示采用自研单自由度结构响应模型，实测斗栱连接下屋面位移衰减至地面的 0.33 倍。作品在开发中借助 AI 工具提升工程与检索效率，全部创作过程留痕完备。</w:t>
+        <w:t xml:space="preserve">《大木作》是一款以宋《营造法式》为蓝本的斗栱榫卯数字营造系统。作品将材分制模数体系转化为参数化生成算法，构建了营造学堂、拼装挑战、参数工坊、榫卯谱、斗栱抗震与营造之旅六大展区，覆盖「认——拼——改——造」的完整体验闭环。技术上，作品基于 Vue 3 与 Three.js 实现，构件几何全部由截面轮廓拉伸生成，铺作装配遵循原文铺作次序，木纹、瓦垄与音效均程序化合成，零外部素材；抗震演示采用自研单自由度结构响应模型，实测斗栱连接下屋面位移衰减至地面的 0.30 倍。作品在开发中借助 AI 工具提升工程与检索效率，全部创作过程留痕完备。</w:t>
       </w:r>
     </w:p>
     <w:p>
@@ -1943,7 +1943,7 @@
           <w:sz w:val="24"/>
           <w:szCs w:val="24"/>
         </w:rPr>
-        <w:t xml:space="preserve">斗栱在古建筑中不仅是装饰，更是关键的抗震耗能节点。抗震展区将这一原理变为可操作的物理演示：一座置于振动台上的柱架模型，用户调节地震震级与频率，并切换「斗栱连接 / 刚性连接」两种屋面连接方式。程序内置单自由度结构响应模型逐帧积分：斗栱连接下屋面位移衰减至地面的三分之一，刚性连接则放大至 1.31 倍——示波器双轨迹实时记录两条位移曲线，减震率大字读数一目了然。</w:t>
+        <w:t xml:space="preserve">斗栱在古建筑中不仅是装饰，更是关键的抗震耗能节点。抗震展区将这一原理变为可操作的物理演示：一座置于振动台上的柱架模型，用户调节地震震级与频率，并切换「斗栱连接 / 刚性连接」两种屋面连接方式。程序内置单自由度结构响应模型逐帧积分：斗栱连接下屋面位移衰减至地面的三成（0.30 倍），刚性连接则放大至 1.33 倍——示波器双轨迹实时记录两条位移曲线，减震率大字读数一目了然。</w:t>
       </w:r>
     </w:p>
     <w:p>
@@ -4107,7 +4107,7 @@
           <w:sz w:val="24"/>
           <w:szCs w:val="24"/>
         </w:rPr>
-        <w:t xml:space="preserve">抗震展区将铺作层简化为一个水平剪切层，屋面为单自由度质量块，其运动满足受迫振动方程：x″ = ωn²(xg − x) + 2ζωn(xg′ − x′)，其中 xg 为地面位移，ωn 为结构自振频率，ζ 为等效阻尼比。斗栱连接取低自振频率（0.7Hz）与高阻尼（0.35，模拟榫卯摩擦滑移耗能），刚性连接取高自振频率（4.0Hz）与低阻尼（0.05）。逐帧采用半隐式欧拉法积分。实测对比（震级 7 级、频率 2Hz）：斗栱连接下屋面峰值位移衰减至地面的 0.33 倍，刚性连接则放大至 1.31 倍。该模型为教学示意，不替代真实结构分析。</w:t>
+        <w:t xml:space="preserve">抗震展区将铺作层简化为一个水平剪切层，屋面为单自由度质量块，其运动满足受迫振动方程：x″ = ωn²(xg − x) + 2ζωn(xg′ − x′)，其中 xg 为地面位移，ωn 为结构自振频率，ζ 为等效阻尼比。斗栱连接取低自振频率（0.7Hz）与高阻尼（0.35，模拟榫卯摩擦滑移耗能），刚性连接取高自振频率（4.0Hz）与低阻尼（0.05）。逐帧采用半隐式欧拉法积分。实测对比（震级 7 级、频率 2Hz）：斗栱连接下屋面峰值位移衰减至地面的 0.30 倍，刚性连接则放大至 1.33 倍。该模型为教学示意，不替代真实结构分析。</w:t>
       </w:r>
     </w:p>
     <w:p>
@@ -4338,7 +4338,7 @@
                 <w:sz w:val="21"/>
                 <w:szCs w:val="21"/>
               </w:rPr>
-              <w:t xml:space="preserve">4.8</w:t>
+              <w:t xml:space="preserve">4.4</w:t>
             </w:r>
           </w:p>
         </w:tc>
@@ -4363,7 +4363,7 @@
                 <w:sz w:val="21"/>
                 <w:szCs w:val="21"/>
               </w:rPr>
-              <w:t xml:space="preserve">0.33（减震 67%）</w:t>
+              <w:t xml:space="preserve">0.30（减震 70%）</w:t>
             </w:r>
           </w:p>
         </w:tc>
@@ -4443,7 +4443,7 @@
                 <w:sz w:val="21"/>
                 <w:szCs w:val="21"/>
               </w:rPr>
-              <w:t xml:space="preserve">19.0</w:t>
+              <w:t xml:space="preserve">19.3</w:t>
             </w:r>
           </w:p>
         </w:tc>
@@ -4468,7 +4468,7 @@
                 <w:sz w:val="21"/>
                 <w:szCs w:val="21"/>
               </w:rPr>
-              <w:t xml:space="preserve">1.31（放大）</w:t>
+              <w:t xml:space="preserve">1.33（放大）</w:t>
             </w:r>
           </w:p>
         </w:tc>

--- a/docs/设计说明文档.docx
+++ b/docs/设计说明文档.docx
@@ -4541,7 +4541,7 @@
           <w:sz w:val="24"/>
           <w:szCs w:val="24"/>
         </w:rPr>
-        <w:t xml:space="preserve">构建产物按依赖拆分：three.js 与界面主包分离，主包（含登录门）仅 42.75KB（gzip 19.66KB），三维库在登录后按需异步加载；纹理全部运行时生成，首屏无任何图片请求。移动端自动降档像素比与阴影精度，触控操作由 OrbitControls 原生支持。</w:t>
+        <w:t xml:space="preserve">构建产物按依赖拆分：three.js 与界面主包分离，主包（含登录门）仅 73.40KB（gzip 27.46KB），三维库在登录后按需异步加载；纹理全部运行时生成，首屏无任何图片请求。移动端自动降档像素比与阴影精度，触控操作由 OrbitControls 原生支持。</w:t>
       </w:r>
     </w:p>
     <w:p>
@@ -4747,7 +4747,7 @@
                 <w:sz w:val="21"/>
                 <w:szCs w:val="21"/>
               </w:rPr>
-              <w:t xml:space="preserve">42.75</w:t>
+              <w:t xml:space="preserve">73.40</w:t>
             </w:r>
           </w:p>
         </w:tc>
@@ -4772,7 +4772,7 @@
                 <w:sz w:val="21"/>
                 <w:szCs w:val="21"/>
               </w:rPr>
-              <w:t xml:space="preserve">19.66</w:t>
+              <w:t xml:space="preserve">27.46</w:t>
             </w:r>
           </w:p>
         </w:tc>
@@ -4852,7 +4852,7 @@
                 <w:sz w:val="21"/>
                 <w:szCs w:val="21"/>
               </w:rPr>
-              <w:t xml:space="preserve">67.28</w:t>
+              <w:t xml:space="preserve">76.19</w:t>
             </w:r>
           </w:p>
         </w:tc>
@@ -4877,7 +4877,7 @@
                 <w:sz w:val="21"/>
                 <w:szCs w:val="21"/>
               </w:rPr>
-              <w:t xml:space="preserve">26.76</w:t>
+              <w:t xml:space="preserve">30.21</w:t>
             </w:r>
           </w:p>
         </w:tc>
@@ -4957,7 +4957,7 @@
                 <w:sz w:val="21"/>
                 <w:szCs w:val="21"/>
               </w:rPr>
-              <w:t xml:space="preserve">70.44</w:t>
+              <w:t xml:space="preserve">68.79</w:t>
             </w:r>
           </w:p>
         </w:tc>
@@ -4982,7 +4982,7 @@
                 <w:sz w:val="21"/>
                 <w:szCs w:val="21"/>
               </w:rPr>
-              <w:t xml:space="preserve">27.81</w:t>
+              <w:t xml:space="preserve">26.97</w:t>
             </w:r>
           </w:p>
         </w:tc>
@@ -5062,7 +5062,7 @@
                 <w:sz w:val="21"/>
                 <w:szCs w:val="21"/>
               </w:rPr>
-              <w:t xml:space="preserve">38.15</w:t>
+              <w:t xml:space="preserve">39.64</w:t>
             </w:r>
           </w:p>
         </w:tc>
@@ -5087,7 +5087,7 @@
                 <w:sz w:val="21"/>
                 <w:szCs w:val="21"/>
               </w:rPr>
-              <w:t xml:space="preserve">12.60</w:t>
+              <w:t xml:space="preserve">12.84</w:t>
             </w:r>
           </w:p>
         </w:tc>
@@ -5167,7 +5167,7 @@
                 <w:sz w:val="21"/>
                 <w:szCs w:val="21"/>
               </w:rPr>
-              <w:t xml:space="preserve">498.72</w:t>
+              <w:t xml:space="preserve">487.03</w:t>
             </w:r>
           </w:p>
         </w:tc>
@@ -5192,7 +5192,7 @@
                 <w:sz w:val="21"/>
                 <w:szCs w:val="21"/>
               </w:rPr>
-              <w:t xml:space="preserve">127.52</w:t>
+              <w:t xml:space="preserve">123.36</w:t>
             </w:r>
           </w:p>
         </w:tc>
